--- a/public/downloads/minutes-meeting-07-06-2025-FULL-TRANSCRIPT.docx
+++ b/public/downloads/minutes-meeting-07-06-2025-FULL-TRANSCRIPT.docx
@@ -320,9 +320,21 @@
           <w:b/>
           <w:i w:val="0"/>
           <w:color w:val="8B2E2E"/>
-          <w:sz w:val="26"/>
+          <w:sz w:val="32"/>
         </w:rPr>
-        <w:t>Page 1 of 2</w:t>
+        <w:t>BEFORE THE SOLE ARBITRATOR</w:t>
+      </w:r>
+    </w:p>
+    <w:p>
+      <w:r>
+        <w:rPr>
+          <w:rFonts w:ascii="Times New Roman" w:hAnsi="Times New Roman" w:eastAsia="Times New Roman"/>
+          <w:b/>
+          <w:i w:val="0"/>
+          <w:color w:val="8B2E2E"/>
+          <w:sz w:val="32"/>
+        </w:rPr>
+        <w:t>SR. ADV. NITIN N. N. P. SARDESSAI AT PANAJI – GOA</w:t>
       </w:r>
     </w:p>
     <w:p>
@@ -333,7 +345,7 @@
           <w:i w:val="0"/>
           <w:sz w:val="22"/>
         </w:rPr>
-        <w:t>BEFORE THE SOLE ARBITRATOR</w:t>
+        <w:t>VIKRAM SHAH</w:t>
       </w:r>
     </w:p>
     <w:p>
@@ -344,7 +356,7 @@
           <w:i w:val="0"/>
           <w:sz w:val="22"/>
         </w:rPr>
-        <w:t xml:space="preserve">      SR. ADV. NITIN N. N. P. SARDESSAI</w:t>
+        <w:t>…CLAIMANT</w:t>
       </w:r>
     </w:p>
     <w:p>
@@ -355,7 +367,7 @@
           <w:i w:val="0"/>
           <w:sz w:val="22"/>
         </w:rPr>
-        <w:t xml:space="preserve">                   AT PANAJI – GOA</w:t>
+        <w:t>VERSUS</w:t>
       </w:r>
     </w:p>
     <w:p>
@@ -366,7 +378,19 @@
           <w:i w:val="0"/>
           <w:sz w:val="22"/>
         </w:rPr>
-        <w:t>VIKRAM SHAH                                        …CLAIMANT</w:t>
+        <w:t>RIVA TRINDADE AND 3 ORS                                    …RESPONDENTS</w:t>
+      </w:r>
+    </w:p>
+    <w:p>
+      <w:r>
+        <w:rPr>
+          <w:rFonts w:ascii="Times New Roman" w:hAnsi="Times New Roman" w:eastAsia="Times New Roman"/>
+          <w:b/>
+          <w:i w:val="0"/>
+          <w:color w:val="8B2E2E"/>
+          <w:sz w:val="26"/>
+        </w:rPr>
+        <w:t>MINUTES OF PROCEEDINGS HELD ON 07TH June 2025 AT 11.00 AM</w:t>
       </w:r>
     </w:p>
     <w:p>
@@ -377,7 +401,7 @@
           <w:i w:val="0"/>
           <w:sz w:val="22"/>
         </w:rPr>
-        <w:t xml:space="preserve">                        VERSUS</w:t>
+        <w:t>1. Adv. Kaif Noorani appeared on behalf of Claimant Shri.</w:t>
       </w:r>
     </w:p>
     <w:p>
@@ -388,7 +412,7 @@
           <w:i w:val="0"/>
           <w:sz w:val="22"/>
         </w:rPr>
-        <w:t>RIVA TRINDADE AND 3 ORS                        …RESPONDENTS</w:t>
+        <w:t>Vikram Shah. Adv. Vledson Braganza appeared on behalf of</w:t>
       </w:r>
     </w:p>
     <w:p>
@@ -399,7 +423,7 @@
           <w:i w:val="0"/>
           <w:sz w:val="22"/>
         </w:rPr>
-        <w:t>MINUTES OF PROCEEDINGS HELD ON 07TH June 2025</w:t>
+        <w:t>Mr. Riva Trindade, Mrs. Albertina Trindade and Mrs. Karita</w:t>
       </w:r>
     </w:p>
     <w:p>
@@ -410,7 +434,7 @@
           <w:i w:val="0"/>
           <w:sz w:val="22"/>
         </w:rPr>
-        <w:t xml:space="preserve">                AT 11.00 AM</w:t>
+        <w:t>Trindade. Mr. Riva Trindade present in person. Respondent</w:t>
       </w:r>
     </w:p>
     <w:p>
@@ -421,7 +445,7 @@
           <w:i w:val="0"/>
           <w:sz w:val="22"/>
         </w:rPr>
-        <w:t>1.   Adv. Kaif Noorani appeared on behalf of Claimant Shri.</w:t>
+        <w:t>No. 4 Shri. Murlidhar Sadarangani appeared in person via</w:t>
       </w:r>
     </w:p>
     <w:p>
@@ -432,7 +456,7 @@
           <w:i w:val="0"/>
           <w:sz w:val="22"/>
         </w:rPr>
-        <w:t xml:space="preserve">     Vikram Shah. Adv. Vledson Braganza appeared on behalf of</w:t>
+        <w:t>video conference. Mr. Hemavand Namdarian the authorized</w:t>
       </w:r>
     </w:p>
     <w:p>
@@ -443,7 +467,7 @@
           <w:i w:val="0"/>
           <w:sz w:val="22"/>
         </w:rPr>
-        <w:t xml:space="preserve">     Mr. Riva Trindade, Mrs. Albertina Trindade and Mrs. Karita</w:t>
+        <w:t>representative of the Claimant is present in person.</w:t>
       </w:r>
     </w:p>
     <w:p>
@@ -454,7 +478,7 @@
           <w:i w:val="0"/>
           <w:sz w:val="22"/>
         </w:rPr>
-        <w:t xml:space="preserve">     Trindade. Mr. Riva Trindade present in person. Respondent</w:t>
+        <w:t>2. The parties informed me that there are settlement talks</w:t>
       </w:r>
     </w:p>
     <w:p>
@@ -465,7 +489,7 @@
           <w:i w:val="0"/>
           <w:sz w:val="22"/>
         </w:rPr>
-        <w:t xml:space="preserve">     No. 4 Shri. Murlidhar Sadarangani appeared in person via</w:t>
+        <w:t>initiated and there were two meetings held between</w:t>
       </w:r>
     </w:p>
     <w:p>
@@ -476,7 +500,7 @@
           <w:i w:val="0"/>
           <w:sz w:val="22"/>
         </w:rPr>
-        <w:t xml:space="preserve">     video conference. Mr. Hemavand Namdarian the authorized</w:t>
+        <w:t>Claimant and LR’s of Pascol Trindade. Adv. Braganza in light</w:t>
       </w:r>
     </w:p>
     <w:p>
@@ -487,7 +511,7 @@
           <w:i w:val="0"/>
           <w:sz w:val="22"/>
         </w:rPr>
-        <w:t xml:space="preserve">     representative of the Claimant is present in person.</w:t>
+        <w:t>of the same, states that he will want to continue to respond</w:t>
       </w:r>
     </w:p>
     <w:p>
@@ -498,7 +522,7 @@
           <w:i w:val="0"/>
           <w:sz w:val="22"/>
         </w:rPr>
-        <w:t>2.   The parties informed me that there are settlement talks</w:t>
+        <w:t>on S. 17 Application of the Claimant on some other date as he</w:t>
       </w:r>
     </w:p>
     <w:p>
@@ -509,7 +533,7 @@
           <w:i w:val="0"/>
           <w:sz w:val="22"/>
         </w:rPr>
-        <w:t xml:space="preserve">     initiated and there were two meetings held between</w:t>
+        <w:t>hopes that wisdom may dawn upon parties to settlement</w:t>
       </w:r>
     </w:p>
     <w:p>
@@ -520,7 +544,7 @@
           <w:i w:val="0"/>
           <w:sz w:val="22"/>
         </w:rPr>
-        <w:t xml:space="preserve">     Claimant and LR’s of Pascol Trindade. Adv. Braganza in light</w:t>
+        <w:t>talks.</w:t>
       </w:r>
     </w:p>
     <w:p>
@@ -531,7 +555,7 @@
           <w:i w:val="0"/>
           <w:sz w:val="22"/>
         </w:rPr>
-        <w:t xml:space="preserve">     of the same, states that he will want to continue to respond</w:t>
+        <w:t>3. Adv. Noorani and Mr. Sadarangani do not dispute this</w:t>
       </w:r>
     </w:p>
     <w:p>
@@ -542,7 +566,7 @@
           <w:i w:val="0"/>
           <w:sz w:val="22"/>
         </w:rPr>
-        <w:t xml:space="preserve">     on S. 17 Application of the Claimant on some other date as he</w:t>
+        <w:t>position and agree to the request made by Adv. Braganza.</w:t>
       </w:r>
     </w:p>
     <w:p>
@@ -553,66 +577,10 @@
           <w:i w:val="0"/>
           <w:sz w:val="22"/>
         </w:rPr>
-        <w:t xml:space="preserve">     hopes that wisdom may dawn upon parties to settlement</w:t>
-      </w:r>
-    </w:p>
-    <w:p>
-      <w:r>
-        <w:rPr>
-          <w:rFonts w:ascii="Times New Roman" w:hAnsi="Times New Roman" w:eastAsia="Times New Roman"/>
-          <w:b w:val="0"/>
-          <w:i w:val="0"/>
-          <w:sz w:val="22"/>
-        </w:rPr>
-        <w:t xml:space="preserve">     talks.</w:t>
-      </w:r>
-    </w:p>
-    <w:p>
-      <w:r>
-        <w:rPr>
-          <w:rFonts w:ascii="Times New Roman" w:hAnsi="Times New Roman" w:eastAsia="Times New Roman"/>
-          <w:b w:val="0"/>
-          <w:i w:val="0"/>
-          <w:sz w:val="22"/>
-        </w:rPr>
-        <w:t>3.   Adv. Noorani and Mr. Sadarangani do not dispute this</w:t>
-      </w:r>
-    </w:p>
-    <w:p>
-      <w:r>
-        <w:rPr>
-          <w:rFonts w:ascii="Times New Roman" w:hAnsi="Times New Roman" w:eastAsia="Times New Roman"/>
-          <w:b w:val="0"/>
-          <w:i w:val="0"/>
-          <w:sz w:val="22"/>
-        </w:rPr>
-        <w:t xml:space="preserve">     position and agree to the request made by Adv. Braganza.</w:t>
-      </w:r>
-    </w:p>
-    <w:p>
-      <w:r>
-        <w:rPr>
-          <w:rFonts w:ascii="Times New Roman" w:hAnsi="Times New Roman" w:eastAsia="Times New Roman"/>
-          <w:b w:val="0"/>
-          <w:i w:val="0"/>
-          <w:sz w:val="22"/>
-        </w:rPr>
-        <w:t xml:space="preserve">     Mr. Noorani has placed on record his reply dated 29th May</w:t>
+        <w:t>Mr. Noorani has placed on record his reply dated 29&lt;sup&gt;th&lt;/sup&gt; May</w:t>
       </w:r>
     </w:p>
     <w:p/>
-    <w:p>
-      <w:r>
-        <w:rPr>
-          <w:rFonts w:ascii="Times New Roman" w:hAnsi="Times New Roman" w:eastAsia="Times New Roman"/>
-          <w:b/>
-          <w:i w:val="0"/>
-          <w:color w:val="8B2E2E"/>
-          <w:sz w:val="26"/>
-        </w:rPr>
-        <w:t>Page 2 of 2</w:t>
-      </w:r>
-    </w:p>
     <w:p>
       <w:r>
         <w:rPr>
@@ -632,7 +600,7 @@
           <w:i w:val="0"/>
           <w:sz w:val="22"/>
         </w:rPr>
-        <w:t xml:space="preserve">     and 3. The same is taken on record.</w:t>
+        <w:t>and 3. The same is taken on record.</w:t>
       </w:r>
     </w:p>
     <w:p>
@@ -643,7 +611,7 @@
           <w:i w:val="0"/>
           <w:sz w:val="22"/>
         </w:rPr>
-        <w:t>4.   Arguments were heard of all parties on Application for</w:t>
+        <w:t>4. Arguments were heard of all parties on Application for</w:t>
       </w:r>
     </w:p>
     <w:p>
@@ -654,7 +622,7 @@
           <w:i w:val="0"/>
           <w:sz w:val="22"/>
         </w:rPr>
-        <w:t xml:space="preserve">     Modification of Minutes dated 26.08.2024. The Order shall</w:t>
+        <w:t>Modification of Minutes dated 26.08.2024. The Order shall</w:t>
       </w:r>
     </w:p>
     <w:p>
@@ -665,7 +633,7 @@
           <w:i w:val="0"/>
           <w:sz w:val="22"/>
         </w:rPr>
-        <w:t xml:space="preserve">     be conveyed to all parties on email from the Tribunals official</w:t>
+        <w:t>be conveyed to all parties on email from the Tribunals official</w:t>
       </w:r>
     </w:p>
     <w:p>
@@ -676,7 +644,7 @@
           <w:i w:val="0"/>
           <w:sz w:val="22"/>
         </w:rPr>
-        <w:t xml:space="preserve">     email address.</w:t>
+        <w:t>email address.</w:t>
       </w:r>
     </w:p>
     <w:p>
@@ -687,7 +655,7 @@
           <w:i w:val="0"/>
           <w:sz w:val="22"/>
         </w:rPr>
-        <w:t>5.   Mr. Sadarangani has sent some documents on the official</w:t>
+        <w:t>5. Mr. Sadarangani has sent some documents on the official</w:t>
       </w:r>
     </w:p>
     <w:p>
@@ -698,7 +666,7 @@
           <w:i w:val="0"/>
           <w:sz w:val="22"/>
         </w:rPr>
-        <w:t xml:space="preserve">     email address of the Tribunal and the Tribunal has asked Mr.</w:t>
+        <w:t>email address of the Tribunal and the Tribunal has asked Mr.</w:t>
       </w:r>
     </w:p>
     <w:p>
@@ -709,7 +677,7 @@
           <w:i w:val="0"/>
           <w:sz w:val="22"/>
         </w:rPr>
-        <w:t xml:space="preserve">     Sadarangani to send copies of the same to all contesting</w:t>
+        <w:t>Sadarangani to send copies of the same to all contesting</w:t>
       </w:r>
     </w:p>
     <w:p>
@@ -720,7 +688,7 @@
           <w:i w:val="0"/>
           <w:sz w:val="22"/>
         </w:rPr>
-        <w:t xml:space="preserve">     parties.</w:t>
+        <w:t>parties.</w:t>
       </w:r>
     </w:p>
     <w:p>
@@ -731,7 +699,7 @@
           <w:i w:val="0"/>
           <w:sz w:val="22"/>
         </w:rPr>
-        <w:t>6.   Stand Over to 28.06.2025 at 11.00 am at the same seat and</w:t>
+        <w:t>6. Stand Over to 28.06.2025 at 11.00 am at the same seat and</w:t>
       </w:r>
     </w:p>
     <w:p>
@@ -742,7 +710,7 @@
           <w:i w:val="0"/>
           <w:sz w:val="22"/>
         </w:rPr>
-        <w:t xml:space="preserve">     venue.</w:t>
+        <w:t>venue.</w:t>
       </w:r>
     </w:p>
     <w:p>
@@ -753,7 +721,7 @@
           <w:i w:val="0"/>
           <w:sz w:val="22"/>
         </w:rPr>
-        <w:t>Place: Panaji – Goa.        Sr. Adv. Nitin N. N. P. Sardessai</w:t>
+        <w:t>Place: Panaji – Goa.</w:t>
       </w:r>
     </w:p>
     <w:p>
@@ -764,10 +732,31 @@
           <w:i w:val="0"/>
           <w:sz w:val="22"/>
         </w:rPr>
-        <w:t>Date:07.06.2025                      Sole Arbitrator</w:t>
+        <w:t>Date:07.06.2025</w:t>
       </w:r>
     </w:p>
-    <w:p/>
+    <w:p>
+      <w:r>
+        <w:rPr>
+          <w:rFonts w:ascii="Times New Roman" w:hAnsi="Times New Roman" w:eastAsia="Times New Roman"/>
+          <w:b w:val="0"/>
+          <w:i w:val="0"/>
+          <w:sz w:val="22"/>
+        </w:rPr>
+        <w:t>Sr. Adv. Nitin N. N. P. Sardessai</w:t>
+      </w:r>
+    </w:p>
+    <w:p>
+      <w:r>
+        <w:rPr>
+          <w:rFonts w:ascii="Times New Roman" w:hAnsi="Times New Roman" w:eastAsia="Times New Roman"/>
+          <w:b w:val="0"/>
+          <w:i w:val="0"/>
+          <w:sz w:val="22"/>
+        </w:rPr>
+        <w:t>Sole Arbitrator</w:t>
+      </w:r>
+    </w:p>
     <w:sectPr>
       <w:headerReference w:type="default" r:id="rId9"/>
       <w:footerReference w:type="default" r:id="rId10"/>
